--- a/Volume 1/Chapter 10 - Data Structures/SPA_Vol1_Ch10_Lesson10_5_Queues.docx
+++ b/Volume 1/Chapter 10 - Data Structures/SPA_Vol1_Ch10_Lesson10_5_Queues.docx
@@ -67,7 +67,10 @@
     </w:p>
     <w:p>
       <w:r>
-        <w:t>Process a small queue of server-check tasks in the order they arrive: first in, first out. Each task is a record of a server and a port. Add tasks at the back (enqueue), take them from the front (dequeue), and see how each language lays the queue out and what each step costs. C builds a ring buffer, a fixed set of slots reused in a circle; C++, C#, and Python use their standard queues; Go and TypeScript use their usual dynamic collections. Then bound the queue at 3 tasks, refuse new work when it is full, and check for an empty queue before taking a task, in C, C++, C#, Go, Python, and TypeScript.</w:t>
+        <w:t>Process a small queue of server-check tasks in the order they arrive: first in, first out. Each task is a record of a server and a port. Add tasks at the back (enqueue), take them from the front (dequeue), and see how each language lays the queue out and what each step costs. C builds a ring buffer, a fixed set of slots reused in a circle; C++, C#, and Python use their standard queues; Go and TypeScript use their usual dynamic collections. Then bound the queue at 3 tasks, refuse new work when it is full, an</w:t>
+      </w:r>
+      <w:r>
+        <w:t>d check for an empty queue before taking a task, in C, C++, C#, Go, Python, and TypeScript.</w:t>
       </w:r>
     </w:p>
     <w:p>
@@ -95,7 +98,10 @@
     </w:p>
     <w:p>
       <w:r>
-        <w:t>Servers are handed work faster than they can do it: health checks, log lines, requests, and jobs arrive in bursts. A queue holds the waiting work and serves it fairly, in arrival order, so nothing that arrived early waits behind something that arrived late. Lesson 7.10's client connected to one server's port; a monitor that checks many servers lines the checks up in a queue and works through it. How the queue is built matters as it grows. Taking the front item from a plain array moves every other item, which costs nothing with 3 tasks and a lot with 100,000. A queue with no limit hides a worker that has fallen behind until memory runs out; a bounded queue says no early, and the sender can slow down or try again.</w:t>
+        <w:t>Servers are handed work faster than they can do it: health checks, log lines, requests, and jobs arrive in bursts. A queue holds the waiting work and serves it fairly, in arrival order, so nothing that arrived early waits behind something that arrived late. Lesson 7.10's client connected to one server's port; a monitor that checks many servers lines the checks up in a queue and works through it. How the queue is built matters as it grows. Taking the front item from a plain array moves every other item, whic</w:t>
+      </w:r>
+      <w:r>
+        <w:t>h costs nothing with 3 tasks and a lot with 100,000. A queue with no limit hides a worker that has fallen behind until memory runs out; a bounded queue says no early, and the sender can slow down or try again.</w:t>
       </w:r>
     </w:p>
     <w:p>
@@ -774,7 +780,11 @@
         <w:t>&lt;&lt;&lt;your $env:USERNAME&gt;&gt;&gt;</w:t>
       </w:r>
       <w:r>
-        <w:t>\spa, which PowerShell writes as $HOME\spa. Each folder below is a full path that starts with $HOME\spa, so the commands make the same folders from any folder you are in, and lesson-10.5 sits beside the earlier lessons. Set-Location then moves into the lesson folder, where the rest of the lesson runs.</w:t>
+        <w:t xml:space="preserve">\spa, which PowerShell writes as $HOME\spa. Each folder below is a full path that starts with $HOME\spa, so the commands make the same </w:t>
+      </w:r>
+      <w:r>
+        <w:lastRenderedPageBreak/>
+        <w:t>folders from any folder you are in, and lesson-10.5 sits beside the earlier lessons. Set-Location then moves into the lesson folder, where the rest of the lesson runs.</w:t>
       </w:r>
     </w:p>
     <w:p>
@@ -1157,6 +1167,7 @@
         <w:pStyle w:val="SourceCode"/>
       </w:pPr>
       <w:r>
+        <w:lastRenderedPageBreak/>
         <w:t xml:space="preserve">  },</w:t>
       </w:r>
     </w:p>
@@ -1421,7 +1432,10 @@
     </w:p>
     <w:p>
       <w:r>
-        <w:t>C has no queue in its standard library, so the program builds one: a ring buffer, the queue that fixed-size C programs, device drivers, and network cards use. struct CheckQueue holds a fixed array of 3 slots, head, the slot of the front check, and count, the number waiting. Enqueue writes the slot count places after head, and % wraps that position from slot 2 back to slot 0. Dequeue reads the slot at head and moves head on one slot. No check ever moves to another slot. A queue that grows would need heap memory from malloc, as in Lesson 9.3: malloc and new; a fixed ring buffer needs none.</w:t>
+        <w:t>C has no queue in its standard library, so the program builds one: a ring buffer, the queue that fixed-size C programs, device drivers, and network cards use. struct CheckQueue holds a fixed array of 3 slots, head, the slot of the front check, and count, the number waiting. Enqueue writes the slot count places after head, and % wraps that position from slot 2 back to slot 0. Dequeue reads the slot at head and moves head on one slot. No check ever moves to another slot. A queue that grows would need heap mem</w:t>
+      </w:r>
+      <w:r>
+        <w:t>ory from malloc, as in Lesson 9.3: malloc and new; a fixed ring buffer needs none.</w:t>
       </w:r>
     </w:p>
     <w:p>
@@ -1444,7 +1458,11 @@
     </w:p>
     <w:p>
       <w:r>
-        <w:t>Start with the most direct version: enqueue_check and dequeue_check do the ring buffer's arithmetic, and main queues the checks, takes one, queues web-02, and takes the rest in a while loop. It trusts that the queue never holds more than it should and that a check is waiting whenever it takes one. Every step is commented, so read the comments as you type it.</w:t>
+        <w:t xml:space="preserve">Start with the most direct version: enqueue_check and dequeue_check do the ring buffer's arithmetic, and main queues the checks, takes one, queues web-02, and takes the rest in a while loop. It trusts that the queue </w:t>
+      </w:r>
+      <w:r>
+        <w:lastRenderedPageBreak/>
+        <w:t>never holds more than it should and that a check is waiting whenever it takes one. Every step is commented, so read the comments as you type it.</w:t>
       </w:r>
     </w:p>
     <w:p>
@@ -1743,7 +1761,7 @@
         <w:pStyle w:val="SourceCode"/>
       </w:pPr>
       <w:r>
-        <w:t>// pointer: queue is main's own queue, so the change stays after the call.</w:t>
+        <w:t>// pointer, and main passes &amp;queue (&amp; takes an address), so changes stay.</w:t>
       </w:r>
     </w:p>
     <w:p>
@@ -2474,7 +2492,10 @@
     </w:p>
     <w:p>
       <w:r>
-        <w:t>The production-minded version bounds the queue and checks before every take. QUEUE_CAPACITY is 3, and enqueue_check refuses a check when 3 are already waiting and prints a Queue full line, so the sender knows at once. dequeue_check fills the caller's task and returns true, or returns false when the queue is empty, and prints Nothing to check. The worker loop takes checks until dequeue_check reports the empty queue. dns-01 arrives right after web-02, when the queue is full, so it is refused. The output is the Basic output plus those two lines.</w:t>
+        <w:t>The production-minded version bounds the queue and checks before every take. QUEUE_CAPACITY is 3, and enqueue_check refuses a check when 3 are already waiting and prints a Queue full line, so the sender knows at once. dequeue_check fills the caller's task and returns true, or returns false when the queue is empty, and prints Nothing to check. The worker loop takes checks until dequeue_check reports the empty queue. dns-01 arrives right after web-02, when the queue is full, so it is refused. The output is th</w:t>
+      </w:r>
+      <w:r>
+        <w:t>e Basic output plus those two lines.</w:t>
       </w:r>
     </w:p>
     <w:p>
@@ -3925,47 +3946,47 @@
         <w:pStyle w:val="SourceCode"/>
       </w:pPr>
       <w:r>
-        <w:t xml:space="preserve">    // check, and pop() removes it. pop() returns nothing, so the check is</w:t>
-      </w:r>
-    </w:p>
-    <w:p>
-      <w:pPr>
-        <w:pStyle w:val="SourceCode"/>
-      </w:pPr>
-      <w:r>
-        <w:t xml:space="preserve">    // copied into task first. web-01 arrived first, so it is checked</w:t>
-      </w:r>
-    </w:p>
-    <w:p>
-      <w:pPr>
-        <w:pStyle w:val="SourceCode"/>
-      </w:pPr>
-      <w:r>
-        <w:t xml:space="preserve">    // first. This lesson only prints Checking; a real check would connect</w:t>
-      </w:r>
-    </w:p>
-    <w:p>
-      <w:pPr>
-        <w:pStyle w:val="SourceCode"/>
-      </w:pPr>
-      <w:r>
-        <w:t xml:space="preserve">    // to the port, as Lesson 7.10's client does. front() on an empty queue</w:t>
-      </w:r>
-    </w:p>
-    <w:p>
-      <w:pPr>
-        <w:pStyle w:val="SourceCode"/>
-      </w:pPr>
-      <w:r>
-        <w:t xml:space="preserve">    // is undefined: C++ does not check, so this Basic version trusts that</w:t>
-      </w:r>
-    </w:p>
-    <w:p>
-      <w:pPr>
-        <w:pStyle w:val="SourceCode"/>
-      </w:pPr>
-      <w:r>
-        <w:t xml:space="preserve">    // a check waits.</w:t>
+        <w:t xml:space="preserve">    // check, and pop() removes it, moving no other check (std::queue keeps</w:t>
+      </w:r>
+    </w:p>
+    <w:p>
+      <w:pPr>
+        <w:pStyle w:val="SourceCode"/>
+      </w:pPr>
+      <w:r>
+        <w:t xml:space="preserve">    // them in a std::deque's blocks). pop() returns nothing, so the check is</w:t>
+      </w:r>
+    </w:p>
+    <w:p>
+      <w:pPr>
+        <w:pStyle w:val="SourceCode"/>
+      </w:pPr>
+      <w:r>
+        <w:t xml:space="preserve">    // copied into task first. web-01 arrived first, so it is checked first.</w:t>
+      </w:r>
+    </w:p>
+    <w:p>
+      <w:pPr>
+        <w:pStyle w:val="SourceCode"/>
+      </w:pPr>
+      <w:r>
+        <w:t xml:space="preserve">    // Only Checking is printed; a real check would connect, as in Lesson 7.10.</w:t>
+      </w:r>
+    </w:p>
+    <w:p>
+      <w:pPr>
+        <w:pStyle w:val="SourceCode"/>
+      </w:pPr>
+      <w:r>
+        <w:t xml:space="preserve">    // front() on an empty queue is undefined: C++ does not check, so this</w:t>
+      </w:r>
+    </w:p>
+    <w:p>
+      <w:pPr>
+        <w:pStyle w:val="SourceCode"/>
+      </w:pPr>
+      <w:r>
+        <w:t xml:space="preserve">    // Basic version trusts that a check waits.</w:t>
       </w:r>
     </w:p>
     <w:p>
@@ -4396,7 +4417,10 @@
     </w:p>
     <w:p>
       <w:r>
-        <w:t>The production-minded version bounds the queue and checks before every take. QUEUE_CAPACITY is 3, and enqueueCheck refuses a check when 3 are already waiting and prints a Queue full line, so the sender knows at once. dequeueCheck fills the caller's task and returns true, or returns false when the queue is empty, and prints Nothing to check. The worker loop takes checks until dequeueCheck reports the empty queue. dns-01 arrives right after web-02, when the queue is full, so it is refused. The output is the Basic output plus those two lines.</w:t>
+        <w:t>The production-minded version bounds the queue and checks before every take. QUEUE_CAPACITY is 3, and enqueueCheck refuses a check when 3 are already waiting and prints a Queue full line, so the sender knows at once. dequeueCheck fills the caller's task and returns true, or returns false when the queue is empty, and prints Nothing to check. The worker loop takes checks until dequeueCheck reports the empty queue. dns-01 arrives right after web-02, when the queue is full, so it is refused. The output is the B</w:t>
+      </w:r>
+      <w:r>
+        <w:t>asic output plus those two lines.</w:t>
       </w:r>
     </w:p>
     <w:p>
@@ -5849,47 +5873,47 @@
         <w:pStyle w:val="SourceCode"/>
       </w:pPr>
       <w:r>
-        <w:t xml:space="preserve">        // Dequeue removes the front check and returns it: web-01 arrived</w:t>
-      </w:r>
-    </w:p>
-    <w:p>
-      <w:pPr>
-        <w:pStyle w:val="SourceCode"/>
-      </w:pPr>
-      <w:r>
-        <w:t xml:space="preserve">        // first, so it is checked first. This lesson only prints</w:t>
-      </w:r>
-    </w:p>
-    <w:p>
-      <w:pPr>
-        <w:pStyle w:val="SourceCode"/>
-      </w:pPr>
-      <w:r>
-        <w:t xml:space="preserve">        // Checking; a real check would connect to the port, as Lesson</w:t>
-      </w:r>
-    </w:p>
-    <w:p>
-      <w:pPr>
-        <w:pStyle w:val="SourceCode"/>
-      </w:pPr>
-      <w:r>
-        <w:t xml:space="preserve">        // 7.10's client does. Dequeue on an empty queue stops the program</w:t>
-      </w:r>
-    </w:p>
-    <w:p>
-      <w:pPr>
-        <w:pStyle w:val="SourceCode"/>
-      </w:pPr>
-      <w:r>
-        <w:t xml:space="preserve">        // with an InvalidOperationException, so this Basic version trusts</w:t>
-      </w:r>
-    </w:p>
-    <w:p>
-      <w:pPr>
-        <w:pStyle w:val="SourceCode"/>
-      </w:pPr>
-      <w:r>
-        <w:t xml:space="preserve">        // that a check waits.</w:t>
+        <w:t xml:space="preserve">        // Dequeue removes the front check and returns it, moving no other</w:t>
+      </w:r>
+    </w:p>
+    <w:p>
+      <w:pPr>
+        <w:pStyle w:val="SourceCode"/>
+      </w:pPr>
+      <w:r>
+        <w:t xml:space="preserve">        // check (Queue&lt;T&gt; is a ring buffer inside). web-01 arrived first,</w:t>
+      </w:r>
+    </w:p>
+    <w:p>
+      <w:pPr>
+        <w:pStyle w:val="SourceCode"/>
+      </w:pPr>
+      <w:r>
+        <w:t xml:space="preserve">        // so it is checked first; a real check would connect to the port,</w:t>
+      </w:r>
+    </w:p>
+    <w:p>
+      <w:pPr>
+        <w:pStyle w:val="SourceCode"/>
+      </w:pPr>
+      <w:r>
+        <w:t xml:space="preserve">        // as Lesson 7.10's client does. Dequeue on an empty queue stops the</w:t>
+      </w:r>
+    </w:p>
+    <w:p>
+      <w:pPr>
+        <w:pStyle w:val="SourceCode"/>
+      </w:pPr>
+      <w:r>
+        <w:t xml:space="preserve">        // program with an InvalidOperationException, so this Basic version</w:t>
+      </w:r>
+    </w:p>
+    <w:p>
+      <w:pPr>
+        <w:pStyle w:val="SourceCode"/>
+      </w:pPr>
+      <w:r>
+        <w:t xml:space="preserve">        // trusts that a check waits.</w:t>
       </w:r>
     </w:p>
     <w:p>
@@ -6272,7 +6296,10 @@
     </w:p>
     <w:p>
       <w:r>
-        <w:t>The production-minded version bounds the queue and checks before every take. QueueCapacity is 3, and EnqueueCheck refuses a check when 3 are already waiting and prints a Queue full line, so the sender knows at once. DequeueCheck returns the front check, or null, the no-value, when the queue is empty, and prints Nothing to check. The worker loop takes checks until DequeueCheck reports the empty queue. dns-01 arrives right after web-02, when the queue is full, so it is refused. The output is the Basic output plus those two lines.</w:t>
+        <w:t xml:space="preserve">The production-minded version bounds the queue and checks before every take. QueueCapacity is 3, and EnqueueCheck refuses a check when 3 are already waiting and prints a Queue full line, so the sender knows at once. DequeueCheck returns the front check, or null, the no-value, when the queue is empty, and prints Nothing to check. The worker loop takes checks until DequeueCheck reports the empty queue. dns-01 arrives right after web-02, when the queue is full, so it is refused. The output is the Basic output </w:t>
+      </w:r>
+      <w:r>
+        <w:t>plus those two lines.</w:t>
       </w:r>
     </w:p>
     <w:p>
@@ -8145,7 +8172,10 @@
     </w:p>
     <w:p>
       <w:r>
-        <w:t>The production-minded version bounds the queue and checks before every take. queueCapacity is 3, and enqueueCheck refuses a check when 3 are already waiting and prints a Queue full line, so the sender knows at once. dequeueCheck returns the check and true, or an empty check and false when the queue is empty, and prints Nothing to check. The worker loop takes checks until dequeueCheck reports the empty queue. dns-01 arrives right after web-02, when the queue is full, so it is refused. The output is the Basic output plus those two lines.</w:t>
+        <w:t>The production-minded version bounds the queue and checks before every take. queueCapacity is 3, and enqueueCheck refuses a check when 3 are already waiting and prints a Queue full line, so the sender knows at once. dequeueCheck returns the check and true, or an empty check and false when the queue is empty, and prints Nothing to check. The worker loop takes checks until dequeueCheck reports the empty queue. dns-01 arrives right after web-02, when the queue is full, so it is refused. The output is the Basic</w:t>
+      </w:r>
+      <w:r>
+        <w:t xml:space="preserve"> output plus those two lines.</w:t>
       </w:r>
     </w:p>
     <w:p>
@@ -9119,7 +9149,10 @@
     </w:p>
     <w:p>
       <w:r>
-        <w:t>Python's standard queue is deque, short for double-ended queue, from the collections module. append adds a check at the back, popleft removes the front check and returns it, queue[0] reads it without removing it, and len is the number waiting. A deque keeps its items in linked blocks, so popleft moves no other item. A plain list can do the same job with pop(0), but every pop(0) moves each remaining item down one place. A deque grows without limit, and popleft on an empty deque stops the program with an IndexError.</w:t>
+        <w:t>Python's standard queue is deque, short for double-ended queue, from the collections module. append adds a check at the back, popleft removes the front check and returns it, queue[0] reads it without removing it, and len is the number waiting. A deque keeps its items in linked blocks, so popleft moves no other item. A plain list can do the same job with pop(0), but every pop(0) moves each remaining item down one place. A deque grows without limit, and popleft on an empty deque stops the program with an Inde</w:t>
+      </w:r>
+      <w:r>
+        <w:t>xError.</w:t>
       </w:r>
     </w:p>
     <w:p>
@@ -9445,39 +9478,39 @@
         <w:pStyle w:val="SourceCode"/>
       </w:pPr>
       <w:r>
-        <w:t xml:space="preserve">    # returns it. web-01 arrived first, so it is checked first. This lesson</w:t>
-      </w:r>
-    </w:p>
-    <w:p>
-      <w:pPr>
-        <w:pStyle w:val="SourceCode"/>
-      </w:pPr>
-      <w:r>
-        <w:t xml:space="preserve">    # only prints Checking; a real check would connect to the port, as</w:t>
-      </w:r>
-    </w:p>
-    <w:p>
-      <w:pPr>
-        <w:pStyle w:val="SourceCode"/>
-      </w:pPr>
-      <w:r>
-        <w:t xml:space="preserve">    # Lesson 7.10's client does. popleft on an empty deque stops the</w:t>
-      </w:r>
-    </w:p>
-    <w:p>
-      <w:pPr>
-        <w:pStyle w:val="SourceCode"/>
-      </w:pPr>
-      <w:r>
-        <w:t xml:space="preserve">    # program with an IndexError, so this Basic version trusts that a</w:t>
-      </w:r>
-    </w:p>
-    <w:p>
-      <w:pPr>
-        <w:pStyle w:val="SourceCode"/>
-      </w:pPr>
-      <w:r>
-        <w:t xml:space="preserve">    # check waits.</w:t>
+        <w:t xml:space="preserve">    # returns it, moving no other check (a deque keeps linked blocks).</w:t>
+      </w:r>
+    </w:p>
+    <w:p>
+      <w:pPr>
+        <w:pStyle w:val="SourceCode"/>
+      </w:pPr>
+      <w:r>
+        <w:t xml:space="preserve">    # web-01 arrived first, so it is checked first; a real check would</w:t>
+      </w:r>
+    </w:p>
+    <w:p>
+      <w:pPr>
+        <w:pStyle w:val="SourceCode"/>
+      </w:pPr>
+      <w:r>
+        <w:t xml:space="preserve">    # connect to the port, as Lesson 7.10's client does. popleft on an</w:t>
+      </w:r>
+    </w:p>
+    <w:p>
+      <w:pPr>
+        <w:pStyle w:val="SourceCode"/>
+      </w:pPr>
+      <w:r>
+        <w:t xml:space="preserve">    # empty deque stops the program with an IndexError, so this Basic</w:t>
+      </w:r>
+    </w:p>
+    <w:p>
+      <w:pPr>
+        <w:pStyle w:val="SourceCode"/>
+      </w:pPr>
+      <w:r>
+        <w:t xml:space="preserve">    # version trusts that a check waits.</w:t>
       </w:r>
     </w:p>
     <w:p>
@@ -9836,7 +9869,10 @@
     </w:p>
     <w:p>
       <w:r>
-        <w:t>The production-minded version bounds the queue and checks before every take. QUEUE_CAPACITY is 3, and enqueue_check refuses a check when 3 are already waiting and prints a Queue full line, so the sender knows at once. dequeue_check returns the front check, or None, the no-value, when the queue is empty, and prints Nothing to check. The worker loop takes checks until dequeue_check reports the empty queue. dns-01 arrives right after web-02, when the queue is full, so it is refused. The output is the Basic output plus those two lines.</w:t>
+        <w:t>The production-minded version bounds the queue and checks before every take. QUEUE_CAPACITY is 3, and enqueue_check refuses a check when 3 are already waiting and prints a Queue full line, so the sender knows at once. dequeue_check returns the front check, or None, the no-value, when the queue is empty, and prints Nothing to check. The worker loop takes checks until dequeue_check reports the empty queue. dns-01 arrives right after web-02, when the queue is full, so it is refused. The output is the Basic out</w:t>
+      </w:r>
+      <w:r>
+        <w:t>put plus those two lines.</w:t>
       </w:r>
     </w:p>
     <w:p>
@@ -10725,7 +10761,10 @@
     </w:p>
     <w:p>
       <w:r>
-        <w:t>TypeScript has no queue type, so an array is the queue, as most TypeScript code does it for small queues. push adds a check at the back, queue[0] reads the front check, and shift() removes the first item and returns it. The language defines shift as moving every remaining item down one place, so each dequeue costs a step per waiting item; JavaScript engines sometimes do it faster, but code cannot count on that. An array grows without limit, and on an empty array queue[0] and shift() quietly give undefined instead of an error.</w:t>
+        <w:t>TypeScript has no queue type, so an array is the queue, as most TypeScript code does it for small queues. push adds a check at the back, queue[0] reads the front check, and shift() removes the first item and returns it. The language defines shift as moving every remaining item down one place, so each dequeue costs a step per waiting item; JavaScript engines sometimes do it faster, but code cannot count on that. An array grows without limit, and on an empty array queue[0] and shift() quietly give undefined i</w:t>
+      </w:r>
+      <w:r>
+        <w:t>nstead of an error.</w:t>
       </w:r>
     </w:p>
     <w:p>
@@ -11084,39 +11123,39 @@
         <w:pStyle w:val="SourceCode"/>
       </w:pPr>
       <w:r>
-        <w:t xml:space="preserve">    // check, and shift() removes the first item. web-01 arrived first, so</w:t>
-      </w:r>
-    </w:p>
-    <w:p>
-      <w:pPr>
-        <w:pStyle w:val="SourceCode"/>
-      </w:pPr>
-      <w:r>
-        <w:t xml:space="preserve">    // it is checked first. This lesson only prints Checking; a real check</w:t>
-      </w:r>
-    </w:p>
-    <w:p>
-      <w:pPr>
-        <w:pStyle w:val="SourceCode"/>
-      </w:pPr>
-      <w:r>
-        <w:t xml:space="preserve">    // would connect to the port, as Lesson 7.10's client does. queue[0] on</w:t>
-      </w:r>
-    </w:p>
-    <w:p>
-      <w:pPr>
-        <w:pStyle w:val="SourceCode"/>
-      </w:pPr>
-      <w:r>
-        <w:t xml:space="preserve">    // an empty array quietly gives undefined, so this Basic version trusts</w:t>
-      </w:r>
-    </w:p>
-    <w:p>
-      <w:pPr>
-        <w:pStyle w:val="SourceCode"/>
-      </w:pPr>
-      <w:r>
-        <w:t xml:space="preserve">    // that a check waits.</w:t>
+        <w:t xml:space="preserve">    // check, and shift() removes it; the language defines shift as moving</w:t>
+      </w:r>
+    </w:p>
+    <w:p>
+      <w:pPr>
+        <w:pStyle w:val="SourceCode"/>
+      </w:pPr>
+      <w:r>
+        <w:t xml:space="preserve">    // every remaining check down one place, fine for a small queue. web-01</w:t>
+      </w:r>
+    </w:p>
+    <w:p>
+      <w:pPr>
+        <w:pStyle w:val="SourceCode"/>
+      </w:pPr>
+      <w:r>
+        <w:t xml:space="preserve">    // is checked first; a real check would connect, as in Lesson 7.10.</w:t>
+      </w:r>
+    </w:p>
+    <w:p>
+      <w:pPr>
+        <w:pStyle w:val="SourceCode"/>
+      </w:pPr>
+      <w:r>
+        <w:t xml:space="preserve">    // queue[0] on an empty array quietly gives undefined, so this Basic</w:t>
+      </w:r>
+    </w:p>
+    <w:p>
+      <w:pPr>
+        <w:pStyle w:val="SourceCode"/>
+      </w:pPr>
+      <w:r>
+        <w:t xml:space="preserve">    // version trusts that a check waits.</w:t>
       </w:r>
     </w:p>
     <w:p>
@@ -11538,7 +11577,10 @@
     </w:p>
     <w:p>
       <w:r>
-        <w:t>The production-minded version bounds the queue and checks before every take. QUEUE_CAPACITY is 3, and enqueueCheck refuses a check when 3 are already waiting and prints a Queue full line, so the sender knows at once. dequeueCheck returns the front check, or undefined, the no-value, when the queue is empty, and prints Nothing to check. The worker loop takes checks until dequeueCheck reports the empty queue. dns-01 arrives right after web-02, when the queue is full, so it is refused. The output is the Basic output plus those two lines.</w:t>
+        <w:t>The production-minded version bounds the queue and checks before every take. QUEUE_CAPACITY is 3, and enqueueCheck refuses a check when 3 are already waiting and prints a Queue full line, so the sender knows at once. dequeueCheck returns the front check, or undefined, the no-value, when the queue is empty, and prints Nothing to check. The worker loop takes checks until dequeueCheck reports the empty queue. dns-01 arrives right after web-02, when the queue is full, so it is refused. The output is the Basic o</w:t>
+      </w:r>
+      <w:r>
+        <w:t>utput plus those two lines.</w:t>
       </w:r>
     </w:p>
     <w:p>
@@ -12534,7 +12576,10 @@
         <w:keepNext/>
       </w:pPr>
       <w:r>
-        <w:t>﻿&lt;Project Sdk="Microsoft.NET.Sdk"&gt;</w:t>
+        <w:t>﻿</w:t>
+      </w:r>
+      <w:r>
+        <w:t>&lt;Project Sdk="Microsoft.NET.Sdk"&gt;</w:t>
       </w:r>
     </w:p>
     <w:p>
@@ -12635,7 +12680,10 @@
         <w:keepNext/>
       </w:pPr>
       <w:r>
-        <w:t>﻿&lt;Project Sdk="Microsoft.NET.Sdk"&gt;</w:t>
+        <w:t>﻿</w:t>
+      </w:r>
+      <w:r>
+        <w:t>&lt;Project Sdk="Microsoft.NET.Sdk"&gt;</w:t>
       </w:r>
     </w:p>
     <w:p>
@@ -13260,7 +13308,10 @@
     </w:p>
     <w:p>
       <w:r>
-        <w:t>A queue is how the chapter's later work, and the volumes after it, hand tasks to a worker. The checks in this lesson only print Checking; a real monitor would connect to each check's port, as Lesson 7.10's client does, when it takes the check from the queue. The cost reasoning here, one step per enqueue and dequeue in a ring buffer against one move per waiting item for shift() and list.pop(0), is the kind of explanation the Chapter 10 Project, the In-Memory Database, writes for each of its operations, and Lesson 10.9 measures it as Big-O. Volume 2's Producer Consumer lesson and its Thread Pool project reuse this bounded queue: several threads put tasks in and take them out, and the capacity of 3 becomes the backpressure that keeps fast producers from burying slow workers.</w:t>
+        <w:t>A queue is how the chapter's later work, and the volumes after it, hand tasks to a worker. The checks in this lesson only print Checking; a real monitor would connect to each check's port, as Lesson 7.10's client does, when it takes the check from the queue. The cost reasoning here, one step per enqueue and dequeue in a ring buffer against one move per waiting item for shift() and list.pop(0), is the kind of explanation the Chapter 10 Project, the In-Memory Database, writes for each of its operations, and L</w:t>
+      </w:r>
+      <w:r>
+        <w:t>esson 10.9 measures it as Big-O. Volume 2's Producer Consumer lesson and its Thread Pool project reuse this bounded queue: several threads put tasks in and take them out, and the capacity of 3 becomes the backpressure that keeps fast producers from burying slow workers.</w:t>
       </w:r>
     </w:p>
     <w:p>
@@ -13309,7 +13360,7 @@
         <w:pStyle w:val="ListBullet"/>
       </w:pPr>
       <w:r>
-        <w:t>Copy those lines, unchanged, to directly before the line that queues dns-01. Change nothing else. Before you run it, predict which lines will change.</w:t>
+        <w:t>Copy those lines, unchanged, to directly before the line that queues dns-01, and update the comment above the web-02 line: dns-01 is no longer refused. Change nothing else. Before you run it, predict which lines will change.</w:t>
       </w:r>
     </w:p>
     <w:p>
@@ -13956,7 +14007,10 @@
     </w:p>
     <w:p>
       <w:r>
-        <w:t>A queue serves work in arrival order: enqueue adds at the back, dequeue takes from the front, and the oldest waiting item always goes next. Both steps should cost one step however long the queue is. A ring buffer does that in a fixed array by moving head and wrapping with %, and C++, C#, and Python's standard queues do it inside; a plain array's front removal moves every item instead. A bounded queue refuses work when it is full, which tells the sender at once that the worker is behind, and a careful worker checks for an empty queue before it takes a task. Lesson 10.6 turns to hash tables: finding a server's status by its name in about one step, the idea under the maps you have used since Lesson 2.8.</w:t>
+        <w:t>A queue serves work in arrival order: enqueue adds at the back, dequeue takes from the front, and the oldest waiting item always goes next. Both steps should cost one step however long the queue is. A ring buffer does that in a fixed array by moving head and wrapping with %, and C++, C#, and Python's standard queues do it inside; a plain array's front removal moves every item instead. A bounded queue refuses work when it is full, which tells the sender at once that the worker is behind, and a careful worker</w:t>
+      </w:r>
+      <w:r>
+        <w:t xml:space="preserve"> checks for an empty queue before it takes a task. Lesson 10.6 turns to hash tables: finding a server's status by its name in about one step, the idea under the maps you have used since Lesson 2.8.</w:t>
       </w:r>
     </w:p>
     <w:sectPr>
@@ -14142,31 +14196,31 @@
       </w:rPr>
     </w:lvl>
   </w:abstractNum>
-  <w:num w:numId="1" w16cid:durableId="1365867701">
+  <w:num w:numId="1" w16cid:durableId="980959708">
     <w:abstractNumId w:val="8"/>
   </w:num>
-  <w:num w:numId="2" w16cid:durableId="737167121">
+  <w:num w:numId="2" w16cid:durableId="1404791369">
     <w:abstractNumId w:val="6"/>
   </w:num>
-  <w:num w:numId="3" w16cid:durableId="861361248">
+  <w:num w:numId="3" w16cid:durableId="2135714800">
     <w:abstractNumId w:val="5"/>
   </w:num>
-  <w:num w:numId="4" w16cid:durableId="1177619712">
+  <w:num w:numId="4" w16cid:durableId="1062872923">
     <w:abstractNumId w:val="4"/>
   </w:num>
-  <w:num w:numId="5" w16cid:durableId="1481119608">
+  <w:num w:numId="5" w16cid:durableId="1459641214">
     <w:abstractNumId w:val="7"/>
   </w:num>
-  <w:num w:numId="6" w16cid:durableId="76556904">
+  <w:num w:numId="6" w16cid:durableId="91095103">
     <w:abstractNumId w:val="3"/>
   </w:num>
-  <w:num w:numId="7" w16cid:durableId="487523894">
+  <w:num w:numId="7" w16cid:durableId="1481461294">
     <w:abstractNumId w:val="2"/>
   </w:num>
-  <w:num w:numId="8" w16cid:durableId="1538812063">
+  <w:num w:numId="8" w16cid:durableId="912202499">
     <w:abstractNumId w:val="1"/>
   </w:num>
-  <w:num w:numId="9" w16cid:durableId="1739085928">
+  <w:num w:numId="9" w16cid:durableId="1959946596">
     <w:abstractNumId w:val="0"/>
   </w:num>
 </w:numbering>
